--- a/Rapid Cortex Internal Docs/Document locations.docx
+++ b/Rapid Cortex Internal Docs/Document locations.docx
@@ -3755,7 +3755,7 @@
                 <w:szCs w:val="22"/>
                 <w14:ligatures w14:val="none"/>
               </w:rPr>
-              <w:t>docs/admin-user-management/RapidCortex-CAD-Integration-Guide-1.0.pdf</w:t>
+              <w:t>docs/admin-user-management/NexCort iQ-CAD-Integration-Guide-1.0.pdf</w:t>
             </w:r>
           </w:p>
         </w:tc>
@@ -4228,7 +4228,7 @@
                 <w:kern w:val="0"/>
                 <w14:ligatures w14:val="none"/>
               </w:rPr>
-              <w:t>RC Lite API pricing</w:t>
+              <w:t>NC Lite API pricing</w:t>
             </w:r>
           </w:p>
         </w:tc>
@@ -4291,7 +4291,7 @@
                 <w:kern w:val="0"/>
                 <w14:ligatures w14:val="none"/>
               </w:rPr>
-              <w:t>RC Lite SDK — TypeScript</w:t>
+              <w:t>NC Lite SDK — TypeScript</w:t>
             </w:r>
           </w:p>
         </w:tc>
@@ -4354,7 +4354,7 @@
                 <w:kern w:val="0"/>
                 <w14:ligatures w14:val="none"/>
               </w:rPr>
-              <w:t>RC Lite SDK — Python</w:t>
+              <w:t>NC Lite SDK — Python</w:t>
             </w:r>
           </w:p>
         </w:tc>
@@ -4954,7 +4954,7 @@
                 <w:szCs w:val="22"/>
                 <w14:ligatures w14:val="none"/>
               </w:rPr>
-              <w:t>Rapid Cortex Internal Docs/Sales_Marketing/Rapid_Cortex_Pilot_Offer_Professional.docx</w:t>
+              <w:t>NexCort iQ Internal Docs/Sales_Marketing/Rapid_Cortex_Pilot_Offer_Professional.docx</w:t>
             </w:r>
           </w:p>
         </w:tc>
@@ -5010,7 +5010,7 @@
           <w:szCs w:val="34"/>
           <w14:ligatures w14:val="none"/>
         </w:rPr>
-        <w:t>Internal (Rapid Cortex team only)</w:t>
+        <w:t>Internal (NexCort iQ team only)</w:t>
       </w:r>
     </w:p>
     <w:p>
@@ -9528,7 +9528,7 @@
                 <w:szCs w:val="22"/>
                 <w14:ligatures w14:val="none"/>
               </w:rPr>
-              <w:t>Rapid Cortex Internal Docs/Sales_Marketing/RC_Pricing_Master_Guide_v4.xlsx</w:t>
+              <w:t>NexCort iQ Internal Docs/Sales_Marketing/RC_Pricing_Master_Guide_v4.xlsx</w:t>
             </w:r>
           </w:p>
         </w:tc>
@@ -9851,7 +9851,7 @@
                 <w:szCs w:val="22"/>
                 <w14:ligatures w14:val="none"/>
               </w:rPr>
-              <w:t>Rapid Cortex Internal Docs/Internal Product requirements/01_…pdf</w:t>
+              <w:t>NexCort iQ Internal Docs/Internal Product requirements/01_…pdf</w:t>
             </w:r>
           </w:p>
         </w:tc>
@@ -10247,7 +10247,7 @@
                 <w:szCs w:val="22"/>
                 <w14:ligatures w14:val="none"/>
               </w:rPr>
-              <w:t>Rapid Cortex Internal Docs/Archive/Rapid_Cortex_Pilot_Production_Docs/</w:t>
+              <w:t>NexCort iQ Internal Docs/Archive/Rapid_Cortex_Pilot_Production_Docs/</w:t>
             </w:r>
           </w:p>
         </w:tc>
@@ -12857,7 +12857,7 @@
           <w:szCs w:val="38"/>
           <w14:ligatures w14:val="none"/>
         </w:rPr>
-        <w:t>Rapid Cortex — Executable GTM Plan</w:t>
+        <w:t>NexCort iQ — Executable GTM Plan</w:t>
       </w:r>
     </w:p>
     <w:p>
@@ -13219,7 +13219,7 @@
           <w:szCs w:val="20"/>
           <w14:ligatures w14:val="none"/>
         </w:rPr>
-        <w:t>“Rapid Cortex is decision support with human-in-the-loop. CAD, radio, and logging stay authoritative. AI suggests; trained staff decide.”</w:t>
+        <w:t>“NexCort iQ is decision support with human-in-the-loop. CAD, radio, and logging stay authoritative. AI suggests; trained staff decide.”</w:t>
       </w:r>
     </w:p>
     <w:p>
@@ -26132,7 +26132,7 @@
                 <w:szCs w:val="22"/>
                 <w14:ligatures w14:val="none"/>
               </w:rPr>
-              <w:t>Rapid Cortex Internal Docs/.../06_Production_Go_No_Go_Checklist.pdf</w:t>
+              <w:t>NexCort iQ Internal Docs/.../06_Production_Go_No_Go_Checklist.pdf</w:t>
             </w:r>
           </w:p>
         </w:tc>
@@ -26498,7 +26498,7 @@
                 <w:sz w:val="22"/>
                 <w:szCs w:val="22"/>
               </w:rPr>
-              <w:t>Rapid Cortex Internal Docs/Internal Product requirements/04_Rapid_Cortex_Agency_Pilot_Scope_Agreement_Draft.pdf</w:t>
+              <w:t>NexCort iQ Internal Docs/Internal Product requirements/04_Rapid_Cortex_Agency_Pilot_Scope_Agreement_Draft.pdf</w:t>
             </w:r>
           </w:p>
         </w:tc>
@@ -26563,7 +26563,7 @@
                 <w:sz w:val="22"/>
                 <w:szCs w:val="22"/>
               </w:rPr>
-              <w:t>Rapid Cortex Internal Docs/Sales_Marketing/Rapid_Cortex_Pilot_Offer_Professional.docx</w:t>
+              <w:t>NexCort iQ Internal Docs/Sales_Marketing/Rapid_Cortex_Pilot_Offer_Professional.docx</w:t>
             </w:r>
           </w:p>
         </w:tc>
@@ -26894,7 +26894,7 @@
                 <w:sz w:val="22"/>
                 <w:szCs w:val="22"/>
               </w:rPr>
-              <w:t>Rapid Cortex Internal Docs/Contract_legal stuff/COMPLETE_MSA_MASTER_DOCUMENT.docx</w:t>
+              <w:t>NexCort iQ Internal Docs/Contract_legal stuff/COMPLETE_MSA_MASTER_DOCUMENT.docx</w:t>
             </w:r>
           </w:p>
         </w:tc>
@@ -27031,7 +27031,7 @@
               <w:rPr>
                 <w:color w:val="000000" w:themeColor="text1"/>
               </w:rPr>
-              <w:t>Public copy of the same MSA framework (Apps on Demand LLC d/b/a Rapid Cortex).</w:t>
+              <w:t>Public copy of the same MSA framework (Apps on Demand LLC d/b/a NexCort iQ).</w:t>
             </w:r>
           </w:p>
         </w:tc>
@@ -27063,7 +27063,7 @@
                 <w:szCs w:val="22"/>
               </w:rPr>
               <w:lastRenderedPageBreak/>
-              <w:t>Rapid Cortex Internal Docs/Contract_legal stuff/RC_Platform_Services_Agreement.docx</w:t>
+              <w:t>NexCort iQ Internal Docs/Contract_legal stuff/RC_Platform_Services_Agreement.docx</w:t>
             </w:r>
           </w:p>
         </w:tc>
@@ -27143,7 +27143,7 @@
                 <w:sz w:val="22"/>
                 <w:szCs w:val="22"/>
               </w:rPr>
-              <w:t>Rapid Cortex Internal Docs/Contract_legal stuff/RC_Lite_API_Agreement.docx</w:t>
+              <w:t>NexCort iQ Internal Docs/Contract_legal stuff/RC_Lite_API_Agreement.docx</w:t>
             </w:r>
           </w:p>
         </w:tc>
@@ -27310,7 +27310,7 @@
           <w:sz w:val="20"/>
           <w:szCs w:val="20"/>
         </w:rPr>
-        <w:t>RC Admin → Agreements (</w:t>
+        <w:t>NC Admin → Agreements (</w:t>
       </w:r>
       <w:r>
         <w:rPr>
@@ -27372,7 +27372,7 @@
           <w:sz w:val="20"/>
           <w:szCs w:val="20"/>
         </w:rPr>
-        <w:t>RC Lite API</w:t>
+        <w:t>NC Lite API</w:t>
       </w:r>
       <w:r>
         <w:rPr>
@@ -27720,7 +27720,7 @@
                 <w:b/>
                 <w:bCs/>
               </w:rPr>
-              <w:t>RC Lite API</w:t>
+              <w:t>NC Lite API</w:t>
             </w:r>
           </w:p>
         </w:tc>
@@ -27796,7 +27796,7 @@
           <w:sz w:val="20"/>
           <w:szCs w:val="20"/>
         </w:rPr>
-        <w:t> (1) finalize pilot scope agreement (remove “Draft,” legal review), (2) reconcile entity naming (MSA uses “Apps on Demand LLC d/b/a Rapid Cortex” vs Platform Agreement uses “Rapid Cortex, LLC”), (3) fill pricing/scope in Exhibit A from </w:t>
+        <w:t> (1) finalize pilot scope agreement (remove “Draft,” legal review), (2) reconcile entity naming (MSA uses “Apps on Demand LLC d/b/a NexCort iQ” vs Platform Agreement uses “NexCort iQ, LLC”), (3) fill pricing/scope in Exhibit A from </w:t>
       </w:r>
       <w:r>
         <w:rPr>
@@ -27837,7 +27837,7 @@
           <w:sz w:val="20"/>
           <w:szCs w:val="20"/>
         </w:rPr>
-        <w:t>I can draft a checklist or a single “contract package index” doc mapping pilot vs production vs RC Lite if that would help sales/legal.</w:t>
+        <w:t>I can draft a checklist or a single “contract package index” doc mapping pilot vs production vs NC Lite if that would help sales/legal.</w:t>
       </w:r>
     </w:p>
     <w:p>
